--- a/pr-preview/pr-283/model-validation-handout.docx
+++ b/pr-preview/pr-283/model-validation-handout.docx
@@ -15,7 +15,7 @@
         <w:pStyle w:val="Date"/>
       </w:pPr>
       <w:r>
-        <w:t xml:space="preserve">Last modified: 2026-10-17 00:12:29 (PDT)</w:t>
+        <w:t xml:space="preserve">Last modified: 2026-10-17 00:38:02 (PDT)</w:t>
       </w:r>
     </w:p>
     <w:bookmarkStart w:id="17" w:name="sec-data-sets"/>
@@ -27912,66 +27912,7 @@
         <w:t xml:space="preserve"> </w:t>
       </w:r>
       <w:r>
-        <w:t xml:space="preserve">and their fitted models</w:t>
-      </w:r>
-      <w:r>
-        <w:t xml:space="preserve"> </w:t>
-      </w:r>
-      <m:oMath>
-        <m:sSub>
-          <m:e>
-            <m:r>
-              <m:t>g</m:t>
-            </m:r>
-          </m:e>
-          <m:sub>
-            <m:r>
-              <m:t>l</m:t>
-            </m:r>
-          </m:sub>
-        </m:sSub>
-        <m:r>
-          <m:t>​</m:t>
-        </m:r>
-        <m:d>
-          <m:dPr>
-            <m:begChr m:val="("/>
-            <m:sepChr m:val=""/>
-            <m:endChr m:val=")"/>
-            <m:grow/>
-          </m:dPr>
-          <m:e>
-            <m:sSub>
-              <m:e>
-                <m:r>
-                  <m:rPr>
-                    <m:scr m:val="script"/>
-                    <m:sty m:val="p"/>
-                  </m:rPr>
-                  <m:t>D</m:t>
-                </m:r>
-              </m:e>
-              <m:sub>
-                <m:r>
-                  <m:rPr>
-                    <m:nor/>
-                    <m:sty m:val="p"/>
-                  </m:rPr>
-                  <m:t>train</m:t>
-                </m:r>
-              </m:sub>
-            </m:sSub>
-          </m:e>
-        </m:d>
-        <m:r>
-          <m:t>​</m:t>
-        </m:r>
-      </m:oMath>
-      <w:r>
-        <w:t xml:space="preserve"> </w:t>
-      </w:r>
-      <w:r>
-        <w:t xml:space="preserve">tend to</w:t>
+        <w:t xml:space="preserve">and their fitted models tend to</w:t>
       </w:r>
       <w:r>
         <w:t xml:space="preserve"> </w:t>

--- a/pr-preview/pr-283/model-validation-handout.docx
+++ b/pr-preview/pr-283/model-validation-handout.docx
@@ -15,7 +15,7 @@
         <w:pStyle w:val="Date"/>
       </w:pPr>
       <w:r>
-        <w:t xml:space="preserve">Last modified: 2026-10-17 00:38:02 (PDT)</w:t>
+        <w:t xml:space="preserve">Last modified: 2026-10-17 00:57:16 (PDT)</w:t>
       </w:r>
     </w:p>
     <w:bookmarkStart w:id="17" w:name="sec-data-sets"/>
@@ -35395,72 +35395,36 @@
         <w:t xml:space="preserve"> </w:t>
       </w:r>
       <w:r>
-        <w:t xml:space="preserve">is choosing one fitting procedure</w:t>
-      </w:r>
-      <w:r>
-        <w:t xml:space="preserve"> </w:t>
-      </w:r>
-      <w:r>
-        <w:t xml:space="preserve">from a set of candidate</w:t>
-      </w:r>
-      <w:r>
-        <w:t xml:space="preserve"> </w:t>
-      </w:r>
-      <w:hyperlink w:anchor="def-fitting-procedure">
+        <w:t xml:space="preserve">is choosing one</w:t>
+      </w:r>
+      <w:r>
+        <w:t xml:space="preserve"> </w:t>
+      </w:r>
+      <w:hyperlink w:anchor="def-fitted-model">
         <w:r>
           <w:rPr>
             <w:rStyle w:val="Hyperlink"/>
           </w:rPr>
-          <w:t xml:space="preserve">fitting procedures</w:t>
+          <w:t xml:space="preserve">fitted model</w:t>
         </w:r>
       </w:hyperlink>
       <w:r>
         <w:t xml:space="preserve"> </w:t>
       </w:r>
-      <m:oMath>
-        <m:sSub>
-          <m:e>
-            <m:r>
-              <m:t>g</m:t>
-            </m:r>
-          </m:e>
-          <m:sub>
-            <m:r>
-              <m:t>1</m:t>
-            </m:r>
-          </m:sub>
-        </m:sSub>
-        <m:r>
-          <m:rPr>
-            <m:sty m:val="p"/>
-          </m:rPr>
-          <m:t>,</m:t>
-        </m:r>
-        <m:r>
-          <m:rPr>
-            <m:sty m:val="p"/>
-          </m:rPr>
-          <m:t>…</m:t>
-        </m:r>
-        <m:r>
-          <m:rPr>
-            <m:sty m:val="p"/>
-          </m:rPr>
-          <m:t>,</m:t>
-        </m:r>
-        <m:sSub>
-          <m:e>
-            <m:r>
-              <m:t>g</m:t>
-            </m:r>
-          </m:e>
-          <m:sub>
-            <m:r>
-              <m:t>L</m:t>
-            </m:r>
-          </m:sub>
-        </m:sSub>
-      </m:oMath>
+      <w:r>
+        <w:t xml:space="preserve">from a set of candidate fitted models from different</w:t>
+      </w:r>
+      <w:r>
+        <w:t xml:space="preserve"> </w:t>
+      </w:r>
+      <w:hyperlink w:anchor="def-model-family">
+        <w:r>
+          <w:rPr>
+            <w:rStyle w:val="Hyperlink"/>
+          </w:rPr>
+          <w:t xml:space="preserve">model families</w:t>
+        </w:r>
+      </w:hyperlink>
       <w:r>
         <w:t xml:space="preserve">,</w:t>
       </w:r>
@@ -35525,7 +35489,13 @@
         <w:t xml:space="preserve"> </w:t>
       </w:r>
       <w:r>
-        <w:t xml:space="preserve">the candidates are least-squares polynomial fits of degree</w:t>
+        <w:t xml:space="preserve">the candidates are the least-squares fitted models from four polynomial model families,</w:t>
+      </w:r>
+      <w:r>
+        <w:t xml:space="preserve"> </w:t>
+      </w:r>
+      <w:r>
+        <w:t xml:space="preserve">the families of degree</w:t>
       </w:r>
       <w:r>
         <w:t xml:space="preserve"> </w:t>
@@ -35534,30 +35504,63 @@
         <m:r>
           <m:t>1</m:t>
         </m:r>
-        <m:r>
-          <m:rPr>
-            <m:sty m:val="p"/>
-          </m:rPr>
-          <m:t>,</m:t>
-        </m:r>
+      </m:oMath>
+      <w:r>
+        <w:t xml:space="preserve"> </w:t>
+      </w:r>
+      <w:r>
+        <w:t xml:space="preserve">(</w:t>
+      </w:r>
+      <w:r>
+        <w:t xml:space="preserve">“linear”</w:t>
+      </w:r>
+      <w:r>
+        <w:t xml:space="preserve">),</w:t>
+      </w:r>
+      <w:r>
+        <w:t xml:space="preserve"> </w:t>
+      </w:r>
+      <m:oMath>
         <m:r>
           <m:t>2</m:t>
         </m:r>
-        <m:r>
-          <m:rPr>
-            <m:sty m:val="p"/>
-          </m:rPr>
-          <m:t>,</m:t>
-        </m:r>
+      </m:oMath>
+      <w:r>
+        <w:t xml:space="preserve"> </w:t>
+      </w:r>
+      <w:r>
+        <w:t xml:space="preserve">(</w:t>
+      </w:r>
+      <w:r>
+        <w:t xml:space="preserve">“quadratic”</w:t>
+      </w:r>
+      <w:r>
+        <w:t xml:space="preserve">),</w:t>
+      </w:r>
+      <w:r>
+        <w:t xml:space="preserve"> </w:t>
+      </w:r>
+      <m:oMath>
         <m:r>
           <m:t>3</m:t>
         </m:r>
-        <m:r>
-          <m:rPr>
-            <m:sty m:val="p"/>
-          </m:rPr>
-          <m:t>,</m:t>
-        </m:r>
+      </m:oMath>
+      <w:r>
+        <w:t xml:space="preserve"> </w:t>
+      </w:r>
+      <w:r>
+        <w:t xml:space="preserve">(</w:t>
+      </w:r>
+      <w:r>
+        <w:t xml:space="preserve">“cubic”</w:t>
+      </w:r>
+      <w:r>
+        <w:t xml:space="preserve">) and</w:t>
+      </w:r>
+      <w:r>
+        <w:t xml:space="preserve"> </w:t>
+      </w:r>
+      <m:oMath>
         <m:r>
           <m:t>4</m:t>
         </m:r>
@@ -35566,13 +35569,19 @@
         <w:t xml:space="preserve"> </w:t>
       </w:r>
       <w:r>
-        <w:t xml:space="preserve">to the training cars.</w:t>
-      </w:r>
-      <w:r>
-        <w:t xml:space="preserve"> </w:t>
-      </w:r>
-      <w:r>
-        <w:t xml:space="preserve">Choosing among these four degrees is model selection,</w:t>
+        <w:t xml:space="preserve">(</w:t>
+      </w:r>
+      <w:r>
+        <w:t xml:space="preserve">“quartic”</w:t>
+      </w:r>
+      <w:r>
+        <w:t xml:space="preserve">).</w:t>
+      </w:r>
+      <w:r>
+        <w:t xml:space="preserve"> </w:t>
+      </w:r>
+      <w:r>
+        <w:t xml:space="preserve">Choosing among these four fitted models is model selection,</w:t>
       </w:r>
       <w:r>
         <w:t xml:space="preserve"> </w:t>
@@ -35678,7 +35687,24 @@
         <w:t xml:space="preserve"> </w:t>
       </w:r>
       <w:r>
-        <w:t xml:space="preserve">used to choose among candidate</w:t>
+        <w:t xml:space="preserve">used for</w:t>
+      </w:r>
+      <w:r>
+        <w:t xml:space="preserve"> </w:t>
+      </w:r>
+      <w:hyperlink w:anchor="def-model-selection">
+        <w:r>
+          <w:rPr>
+            <w:rStyle w:val="Hyperlink"/>
+          </w:rPr>
+          <w:t xml:space="preserve">model selection</w:t>
+        </w:r>
+      </w:hyperlink>
+      <w:r>
+        <w:t xml:space="preserve"> </w:t>
+      </w:r>
+      <w:r>
+        <w:t xml:space="preserve">among candidate</w:t>
       </w:r>
       <w:r>
         <w:t xml:space="preserve"> </w:t>

--- a/pr-preview/pr-283/model-validation-handout.docx
+++ b/pr-preview/pr-283/model-validation-handout.docx
@@ -15,7 +15,7 @@
         <w:pStyle w:val="Date"/>
       </w:pPr>
       <w:r>
-        <w:t xml:space="preserve">Last modified: 2026-10-17 00:57:16 (PDT)</w:t>
+        <w:t xml:space="preserve">Last modified: 2026-10-17 01:32:54 (PDT)</w:t>
       </w:r>
     </w:p>
     <w:bookmarkStart w:id="17" w:name="sec-data-sets"/>
@@ -27900,13 +27900,13 @@
         <w:t xml:space="preserve"> </w:t>
       </w:r>
       <w:r>
-        <w:t xml:space="preserve">Past the smallest error,</w:t>
-      </w:r>
-      <w:r>
-        <w:t xml:space="preserve"> </w:t>
-      </w:r>
-      <w:r>
-        <w:t xml:space="preserve">the candidates have lowered their squared bias by less than they have raised their variance,</w:t>
+        <w:t xml:space="preserve">Past the candidate with the smallest expected squared prediction error,</w:t>
+      </w:r>
+      <w:r>
+        <w:t xml:space="preserve"> </w:t>
+      </w:r>
+      <w:r>
+        <w:t xml:space="preserve">the later candidates have lowered their squared bias by less than they have raised their variance,</w:t>
       </w:r>
       <w:r>
         <w:t xml:space="preserve"> </w:t>
@@ -27932,7 +27932,7 @@
         <w:t xml:space="preserve"> </w:t>
       </w:r>
       <w:r>
-        <w:t xml:space="preserve">they fit their training sets more closely than the fitted model of the candidate with the smallest error</w:t>
+        <w:t xml:space="preserve">they fit their training sets more closely than the fitted model of the candidate with the smallest expected squared prediction error</w:t>
       </w:r>
       <w:r>
         <w:t xml:space="preserve"> </w:t>
@@ -36793,9 +36793,16 @@
       <m:oMath>
         <m:sSub>
           <m:e>
-            <m:r>
-              <m:t>g</m:t>
-            </m:r>
+            <m:acc>
+              <m:accPr>
+                <m:chr m:val="̂"/>
+              </m:accPr>
+              <m:e>
+                <m:r>
+                  <m:t>y</m:t>
+                </m:r>
+              </m:e>
+            </m:acc>
           </m:e>
           <m:sub>
             <m:acc>
@@ -36810,42 +36817,6 @@
             </m:acc>
           </m:sub>
         </m:sSub>
-        <m:r>
-          <m:t>​</m:t>
-        </m:r>
-        <m:d>
-          <m:dPr>
-            <m:begChr m:val="("/>
-            <m:sepChr m:val=""/>
-            <m:endChr m:val=")"/>
-            <m:grow/>
-          </m:dPr>
-          <m:e>
-            <m:sSub>
-              <m:e>
-                <m:r>
-                  <m:rPr>
-                    <m:scr m:val="script"/>
-                    <m:sty m:val="p"/>
-                  </m:rPr>
-                  <m:t>D</m:t>
-                </m:r>
-              </m:e>
-              <m:sub>
-                <m:r>
-                  <m:rPr>
-                    <m:nor/>
-                    <m:sty m:val="p"/>
-                  </m:rPr>
-                  <m:t>train</m:t>
-                </m:r>
-              </m:sub>
-            </m:sSub>
-          </m:e>
-        </m:d>
-        <m:r>
-          <m:t>​</m:t>
-        </m:r>
       </m:oMath>
       <w:r>
         <w:t xml:space="preserve"> </w:t>
@@ -37506,7 +37477,7 @@
         <w:t xml:space="preserve"> </w:t>
       </w:r>
       <w:r>
-        <w:t xml:space="preserve">so its validation error is optimistic.</w:t>
+        <w:t xml:space="preserve">so its prediction error on the validation set is optimistic as an estimate of its generalization error.</w:t>
       </w:r>
       <w:r>
         <w:t xml:space="preserve"> </w:t>
@@ -61138,7 +61109,7 @@
         <w:rPr>
           <w:rStyle w:val="CommentTok"/>
         </w:rPr>
-        <w:t xml:space="preserve">#&gt;    7.10543e-15    2.00000e+00</w:t>
+        <w:t xml:space="preserve">#&gt;    8.88178e-15    2.00000e+00</w:t>
       </w:r>
     </w:p>
     <w:p>
@@ -61146,7 +61117,7 @@
         <w:pStyle w:val="FirstParagraph"/>
       </w:pPr>
       <w:r>
-        <w:t xml:space="preserve">The two columns differ by at most 7.1e-15,</w:t>
+        <w:t xml:space="preserve">The two columns differ by at most 8.9e-15,</w:t>
       </w:r>
       <w:r>
         <w:t xml:space="preserve"> </w:t>

--- a/pr-preview/pr-283/model-validation-handout.docx
+++ b/pr-preview/pr-283/model-validation-handout.docx
@@ -15,7 +15,7 @@
         <w:pStyle w:val="Date"/>
       </w:pPr>
       <w:r>
-        <w:t xml:space="preserve">Last modified: 2026-10-17 01:32:54 (PDT)</w:t>
+        <w:t xml:space="preserve">Last modified: 2026-10-17 02:04:34 (PDT)</w:t>
       </w:r>
     </w:p>
     <w:bookmarkStart w:id="17" w:name="sec-data-sets"/>
@@ -14879,7 +14879,7 @@
         <w:t xml:space="preserve"> </w:t>
       </w:r>
       <w:r>
-        <w:t xml:space="preserve">the bias reflects the error introduced by approximating a real-world relationship by a model.</w:t>
+        <w:t xml:space="preserve">the bias reflects the approximation error that comes from approximating a real-world relationship by a model.</w:t>
       </w:r>
     </w:p>
     <w:bookmarkStart w:id="102" w:name="exm-prediction-bias"/>
@@ -25860,7 +25860,13 @@
         <w:t xml:space="preserve"> </w:t>
       </w:r>
       <w:r>
-        <w:t xml:space="preserve">splits that error, under squared-error loss,</w:t>
+        <w:t xml:space="preserve">splits each of those expected prediction errors,</w:t>
+      </w:r>
+      <w:r>
+        <w:t xml:space="preserve"> </w:t>
+      </w:r>
+      <w:r>
+        <w:t xml:space="preserve">under squared-error loss,</w:t>
       </w:r>
       <w:r>
         <w:t xml:space="preserve"> </w:t>
@@ -27859,7 +27865,7 @@
         <w:t xml:space="preserve"> </w:t>
       </w:r>
       <w:r>
-        <w:t xml:space="preserve">and then no later</w:t>
+        <w:t xml:space="preserve">and then no more flexible</w:t>
       </w:r>
       <w:r>
         <w:t xml:space="preserve"> </w:t>
@@ -27906,7 +27912,7 @@
         <w:t xml:space="preserve"> </w:t>
       </w:r>
       <w:r>
-        <w:t xml:space="preserve">the later candidates have lowered their squared bias by less than they have raised their variance,</w:t>
+        <w:t xml:space="preserve">the more flexible candidates have lowered their squared bias by less than they have raised their variance,</w:t>
       </w:r>
       <w:r>
         <w:t xml:space="preserve"> </w:t>
@@ -36793,16 +36799,9 @@
       <m:oMath>
         <m:sSub>
           <m:e>
-            <m:acc>
-              <m:accPr>
-                <m:chr m:val="̂"/>
-              </m:accPr>
-              <m:e>
-                <m:r>
-                  <m:t>y</m:t>
-                </m:r>
-              </m:e>
-            </m:acc>
+            <m:r>
+              <m:t>g</m:t>
+            </m:r>
           </m:e>
           <m:sub>
             <m:acc>
@@ -36817,6 +36816,42 @@
             </m:acc>
           </m:sub>
         </m:sSub>
+        <m:r>
+          <m:t>​</m:t>
+        </m:r>
+        <m:d>
+          <m:dPr>
+            <m:begChr m:val="("/>
+            <m:sepChr m:val=""/>
+            <m:endChr m:val=")"/>
+            <m:grow/>
+          </m:dPr>
+          <m:e>
+            <m:sSub>
+              <m:e>
+                <m:r>
+                  <m:rPr>
+                    <m:scr m:val="script"/>
+                    <m:sty m:val="p"/>
+                  </m:rPr>
+                  <m:t>D</m:t>
+                </m:r>
+              </m:e>
+              <m:sub>
+                <m:r>
+                  <m:rPr>
+                    <m:nor/>
+                    <m:sty m:val="p"/>
+                  </m:rPr>
+                  <m:t>train</m:t>
+                </m:r>
+              </m:sub>
+            </m:sSub>
+          </m:e>
+        </m:d>
+        <m:r>
+          <m:t>​</m:t>
+        </m:r>
       </m:oMath>
       <w:r>
         <w:t xml:space="preserve"> </w:t>
@@ -49146,7 +49181,7 @@
         <w:t xml:space="preserve"> </w:t>
       </w:r>
       <w:r>
-        <w:t xml:space="preserve">tends to overstate the error of a rule fitted to all</w:t>
+        <w:t xml:space="preserve">tends to overstate the expected generalization error of a rule fitted to all</w:t>
       </w:r>
       <w:r>
         <w:t xml:space="preserve"> </w:t>
@@ -52246,7 +52281,7 @@
         <w:t xml:space="preserve"> </w:t>
       </w:r>
       <w:r>
-        <w:t xml:space="preserve">not the error of a fit to 30 points.</w:t>
+        <w:t xml:space="preserve">not the expected generalization error of a fit to 30 points.</w:t>
       </w:r>
       <w:r>
         <w:t xml:space="preserve"> </w:t>

--- a/pr-preview/pr-283/model-validation-handout.docx
+++ b/pr-preview/pr-283/model-validation-handout.docx
@@ -15,7 +15,7 @@
         <w:pStyle w:val="Date"/>
       </w:pPr>
       <w:r>
-        <w:t xml:space="preserve">Last modified: 2026-10-17 02:04:34 (PDT)</w:t>
+        <w:t xml:space="preserve">Last modified: 2026-10-17 02:39:12 (PDT)</w:t>
       </w:r>
     </w:p>
     <w:bookmarkStart w:id="17" w:name="sec-data-sets"/>
@@ -27472,9 +27472,16 @@
       <m:oMath>
         <m:sSub>
           <m:e>
-            <m:r>
-              <m:t>g</m:t>
-            </m:r>
+            <m:acc>
+              <m:accPr>
+                <m:chr m:val="̂"/>
+              </m:accPr>
+              <m:e>
+                <m:r>
+                  <m:t>y</m:t>
+                </m:r>
+              </m:e>
+            </m:acc>
           </m:e>
           <m:sub>
             <m:r>
@@ -27502,9 +27509,16 @@
         </m:r>
         <m:sSub>
           <m:e>
-            <m:r>
-              <m:t>g</m:t>
-            </m:r>
+            <m:acc>
+              <m:accPr>
+                <m:chr m:val="̂"/>
+              </m:accPr>
+              <m:e>
+                <m:r>
+                  <m:t>y</m:t>
+                </m:r>
+              </m:e>
+            </m:acc>
           </m:e>
           <m:sub>
             <m:r>
@@ -27528,9 +27542,16 @@
       <m:oMath>
         <m:sSub>
           <m:e>
-            <m:r>
-              <m:t>g</m:t>
-            </m:r>
+            <m:acc>
+              <m:accPr>
+                <m:chr m:val="̂"/>
+              </m:accPr>
+              <m:e>
+                <m:r>
+                  <m:t>y</m:t>
+                </m:r>
+              </m:e>
+            </m:acc>
           </m:e>
           <m:sub>
             <m:r>
@@ -27551,9 +27572,16 @@
       <m:oMath>
         <m:sSub>
           <m:e>
-            <m:r>
-              <m:t>g</m:t>
-            </m:r>
+            <m:acc>
+              <m:accPr>
+                <m:chr m:val="̂"/>
+              </m:accPr>
+              <m:e>
+                <m:r>
+                  <m:t>y</m:t>
+                </m:r>
+              </m:e>
+            </m:acc>
           </m:e>
           <m:sub>
             <m:r>
@@ -27810,7 +27838,27 @@
         <w:t xml:space="preserve"> </w:t>
       </w:r>
       <w:r>
-        <w:t xml:space="preserve">is a candidate of</w:t>
+        <w:t xml:space="preserve">is among the functions that candidate</w:t>
+      </w:r>
+      <w:r>
+        <w:t xml:space="preserve"> </w:t>
+      </w:r>
+      <m:oMath>
+        <m:r>
+          <m:t>1</m:t>
+        </m:r>
+      </m:oMath>
+      <w:r>
+        <w:t xml:space="preserve"> </w:t>
+      </w:r>
+      <w:r>
+        <w:t xml:space="preserve">can fit,</w:t>
+      </w:r>
+      <w:r>
+        <w:t xml:space="preserve"> </w:t>
+      </w:r>
+      <w:r>
+        <w:t xml:space="preserve">the squared bias of</w:t>
       </w:r>
       <w:r>
         <w:t xml:space="preserve"> </w:t>
@@ -27818,9 +27866,16 @@
       <m:oMath>
         <m:sSub>
           <m:e>
-            <m:r>
-              <m:t>g</m:t>
-            </m:r>
+            <m:acc>
+              <m:accPr>
+                <m:chr m:val="̂"/>
+              </m:accPr>
+              <m:e>
+                <m:r>
+                  <m:t>y</m:t>
+                </m:r>
+              </m:e>
+            </m:acc>
           </m:e>
           <m:sub>
             <m:r>
@@ -27830,13 +27885,16 @@
         </m:sSub>
       </m:oMath>
       <w:r>
-        <w:t xml:space="preserve">,</w:t>
-      </w:r>
-      <w:r>
-        <w:t xml:space="preserve"> </w:t>
-      </w:r>
-      <w:r>
-        <w:t xml:space="preserve">the squared bias of</w:t>
+        <w:t xml:space="preserve"> </w:t>
+      </w:r>
+      <w:r>
+        <w:t xml:space="preserve">can be zero,</w:t>
+      </w:r>
+      <w:r>
+        <w:t xml:space="preserve"> </w:t>
+      </w:r>
+      <w:r>
+        <w:t xml:space="preserve">and then no more flexible</w:t>
       </w:r>
       <w:r>
         <w:t xml:space="preserve"> </w:t>
@@ -27844,38 +27902,16 @@
       <m:oMath>
         <m:sSub>
           <m:e>
-            <m:r>
-              <m:t>g</m:t>
-            </m:r>
-          </m:e>
-          <m:sub>
-            <m:r>
-              <m:t>1</m:t>
-            </m:r>
-          </m:sub>
-        </m:sSub>
-      </m:oMath>
-      <w:r>
-        <w:t xml:space="preserve"> </w:t>
-      </w:r>
-      <w:r>
-        <w:t xml:space="preserve">can be zero,</w:t>
-      </w:r>
-      <w:r>
-        <w:t xml:space="preserve"> </w:t>
-      </w:r>
-      <w:r>
-        <w:t xml:space="preserve">and then no more flexible</w:t>
-      </w:r>
-      <w:r>
-        <w:t xml:space="preserve"> </w:t>
-      </w:r>
-      <m:oMath>
-        <m:sSub>
-          <m:e>
-            <m:r>
-              <m:t>g</m:t>
-            </m:r>
+            <m:acc>
+              <m:accPr>
+                <m:chr m:val="̂"/>
+              </m:accPr>
+              <m:e>
+                <m:r>
+                  <m:t>y</m:t>
+                </m:r>
+              </m:e>
+            </m:acc>
           </m:e>
           <m:sub>
             <m:r>
@@ -36799,9 +36835,16 @@
       <m:oMath>
         <m:sSub>
           <m:e>
-            <m:r>
-              <m:t>g</m:t>
-            </m:r>
+            <m:acc>
+              <m:accPr>
+                <m:chr m:val="̂"/>
+              </m:accPr>
+              <m:e>
+                <m:r>
+                  <m:t>y</m:t>
+                </m:r>
+              </m:e>
+            </m:acc>
           </m:e>
           <m:sub>
             <m:acc>
@@ -36816,42 +36859,6 @@
             </m:acc>
           </m:sub>
         </m:sSub>
-        <m:r>
-          <m:t>​</m:t>
-        </m:r>
-        <m:d>
-          <m:dPr>
-            <m:begChr m:val="("/>
-            <m:sepChr m:val=""/>
-            <m:endChr m:val=")"/>
-            <m:grow/>
-          </m:dPr>
-          <m:e>
-            <m:sSub>
-              <m:e>
-                <m:r>
-                  <m:rPr>
-                    <m:scr m:val="script"/>
-                    <m:sty m:val="p"/>
-                  </m:rPr>
-                  <m:t>D</m:t>
-                </m:r>
-              </m:e>
-              <m:sub>
-                <m:r>
-                  <m:rPr>
-                    <m:nor/>
-                    <m:sty m:val="p"/>
-                  </m:rPr>
-                  <m:t>train</m:t>
-                </m:r>
-              </m:sub>
-            </m:sSub>
-          </m:e>
-        </m:d>
-        <m:r>
-          <m:t>​</m:t>
-        </m:r>
       </m:oMath>
       <w:r>
         <w:t xml:space="preserve"> </w:t>
